--- a/docs/同意書とアンケート/01_保護者用_同意書.docx
+++ b/docs/同意書とアンケート/01_保護者用_同意書.docx
@@ -338,7 +338,7 @@
                 <w:sz w:val="19"/>
                 <w:szCs w:val="19"/>
               </w:rPr>
-              <w:t xml:space="preserve">発音の点数（総合点、アクセント・音の長さ・母音の点数、音ごとの点数）、声と口の動きのタイミングのずれ、練習した日時と単語、参加者番号、学部、アンケートの回答、聴覚障害の程度（同意された場合）。</w:t>
+              <w:t xml:space="preserve">発音の点数（総合点、アクセント・音の長さ・母音の点数、音ごとの点数）、声と口の動きのタイミングのずれ、練習した日時と単語、参加者番号、アンケートの回答、聴覚障害の程度（同意された場合）。</w:t>
             </w:r>
           </w:p>
         </w:tc>

--- a/docs/同意書とアンケート/01_保護者用_同意書.docx
+++ b/docs/同意書とアンケート/01_保護者用_同意書.docx
@@ -179,7 +179,7 @@
                 <w:sz w:val="22"/>
                 <w:szCs w:val="22"/>
               </w:rPr>
-              <w:t xml:space="preserve">発音練習アプリ「SP-PS」（声と口の動きを解析し、お手本との違いを目で確かめられるWebアプリ）を使って、発音の改善がみられるか、使いやすさや要望を調べます。</w:t>
+              <w:t xml:space="preserve">発音練習アプリ「SP-PS」（声と口の動きを解析し、お手本との違いを目で確かめられるアプリ）で、発音の改善がみられるか、使いやすさや要望を調べます。</w:t>
             </w:r>
           </w:p>
         </w:tc>
@@ -227,7 +227,7 @@
                 <w:sz w:val="22"/>
                 <w:szCs w:val="22"/>
               </w:rPr>
-              <w:t xml:space="preserve">約1か月、授業内や自主練習でアプリを使います（1回1〜2分。頻度は強制しません）。お手本は学校の先生が録画します。終了後、紙のアンケート（参加者番号のみ記入、10〜15分）に1回答えます。</w:t>
+              <w:t xml:space="preserve">約1か月、授業内や家庭で、お子さまのスマートフォンからアプリを使います（1回1〜2分。頻度は強制しません）。お手本は学校の先生が録画します。終了後、紙のアンケート（参加者番号のみ記入、10〜15分）に1回答えます。</w:t>
             </w:r>
           </w:p>
         </w:tc>
@@ -323,7 +323,7 @@
                 <w:sz w:val="22"/>
                 <w:szCs w:val="22"/>
               </w:rPr>
-              <w:t xml:space="preserve">解析と結果画面での見くらべにだけ使い、ためておきません（録音は次の録音で上書き。映像は解析後にサーバーから削除し、見くらべ用の直前の1本だけが端末に残ります）。</w:t>
+              <w:t xml:space="preserve">解析と結果画面での見くらべにだけ使い、ためておきません（録音は次の録音で上書き。映像は解析後にサーバーから削除し、見くらべ用の直前1本だけ端末に残ります）。</w:t>
             </w:r>
           </w:p>
         </w:tc>
@@ -399,7 +399,7 @@
                 <w:sz w:val="21"/>
                 <w:szCs w:val="21"/>
               </w:rPr>
-              <w:t xml:space="preserve">個人情報</w:t>
+              <w:t xml:space="preserve">個人情報と保存</w:t>
             </w:r>
           </w:p>
         </w:tc>
@@ -419,7 +419,7 @@
                 <w:sz w:val="22"/>
                 <w:szCs w:val="22"/>
               </w:rPr>
-              <w:t xml:space="preserve">アプリには氏名を入れず、番号（例：A01）で使います。氏名と番号の対応表は学校が保管し、研究者には渡しません。データの保管場所・期間：</w:t>
+              <w:t xml:space="preserve">アプリには氏名を入れず、番号（例：A01）で使います。氏名と番号の対応表は学校が保管し、研究者には渡しません。データは大学内に設置したサーバーにだけ保存します。通信は暗号化され、Cloudflare社の中継サービスを経由します。保管期間：</w:t>
             </w:r>
             <w:r>
               <w:rPr>
@@ -456,6 +456,20 @@
                 <w:highlight w:val="yellow"/>
               </w:rPr>
               <w:t xml:space="preserve">】</w:t>
+            </w:r>
+          </w:p>
+          <w:p>
+            <w:pPr>
+              <w:spacing w:after="0" w:before="0" w:line="266" w:lineRule="exact"/>
+            </w:pPr>
+            <w:r>
+              <w:rPr>
+                <w:rFonts w:ascii="BIZ UDPゴシック" w:hAnsi="BIZ UDPゴシック" w:eastAsia="BIZ UDPゴシック" w:cs="BIZ UDPゴシック"/>
+                <w:color w:val="5A6070"/>
+                <w:sz w:val="19"/>
+                <w:szCs w:val="19"/>
+              </w:rPr>
+              <w:t xml:space="preserve">※ 通信は各ご家庭の回線を使います（Wi-Fi推奨）。</w:t>
             </w:r>
           </w:p>
         </w:tc>
@@ -503,7 +517,7 @@
                 <w:sz w:val="22"/>
                 <w:szCs w:val="22"/>
               </w:rPr>
-              <w:t xml:space="preserve">参加は任意で、理由を問わずいつでもやめられます（担当の先生にお伝えください）。成績や学校での評価には影響しません。やめた場合はデータを削除します（集計・公表済みの分を除く）。</w:t>
+              <w:t xml:space="preserve">理由を問わず、いつでもやめられます（担当の先生にお伝えください）。成績や学校での評価には影響しません。やめたらデータを削除します（集計・公表済みの分を除く）。</w:t>
             </w:r>
           </w:p>
         </w:tc>
@@ -658,7 +672,21 @@
                 <w:sz w:val="22"/>
                 <w:szCs w:val="22"/>
               </w:rPr>
-              <w:t xml:space="preserve">前田 侑輝（研究実施者）／金道 敏樹（指導教員）　金沢工業大学 金道研究室　</w:t>
+              <w:t xml:space="preserve">前田 侑輝（研究実施者）／金道 敏樹（指導教員）　金沢工業大学 金道研究室</w:t>
+            </w:r>
+          </w:p>
+          <w:p>
+            <w:pPr>
+              <w:spacing w:after="0" w:before="0" w:line="308" w:lineRule="exact"/>
+            </w:pPr>
+            <w:r>
+              <w:rPr>
+                <w:rFonts w:ascii="BIZ UDPゴシック" w:hAnsi="BIZ UDPゴシック" w:eastAsia="BIZ UDPゴシック" w:cs="BIZ UDPゴシック"/>
+                <w:color w:val="1F2330"/>
+                <w:sz w:val="22"/>
+                <w:szCs w:val="22"/>
+              </w:rPr>
+              <w:t xml:space="preserve">電話・メール：</w:t>
             </w:r>
             <w:r>
               <w:rPr>
@@ -682,7 +710,7 @@
                 <w:szCs w:val="22"/>
                 <w:highlight w:val="yellow"/>
               </w:rPr>
-              <w:t xml:space="preserve">要記入：電話・メール</w:t>
+              <w:t xml:space="preserve">要記入</w:t>
             </w:r>
             <w:r>
               <w:rPr>
@@ -696,11 +724,6 @@
               </w:rPr>
               <w:t xml:space="preserve">】</w:t>
             </w:r>
-          </w:p>
-          <w:p>
-            <w:pPr>
-              <w:spacing w:after="0" w:before="0" w:line="308" w:lineRule="exact"/>
-            </w:pPr>
             <w:r>
               <w:rPr>
                 <w:rFonts w:ascii="BIZ UDPゴシック" w:hAnsi="BIZ UDPゴシック" w:eastAsia="BIZ UDPゴシック" w:cs="BIZ UDPゴシック"/>
@@ -708,7 +731,7 @@
                 <w:sz w:val="22"/>
                 <w:szCs w:val="22"/>
               </w:rPr>
-              <w:t xml:space="preserve">学校の窓口：石川県立ろう学校　</w:t>
+              <w:t xml:space="preserve">　　学校の窓口：石川県立ろう学校 </w:t>
             </w:r>
             <w:r>
               <w:rPr>
@@ -949,7 +972,7 @@
       </w:tblGrid>
       <w:tr>
         <w:trPr>
-          <w:trHeight w:val="737" w:hRule="atLeast"/>
+          <w:trHeight w:val="652" w:hRule="atLeast"/>
         </w:trPr>
         <w:tc>
           <w:tcPr>
@@ -1031,7 +1054,7 @@
       </w:tr>
       <w:tr>
         <w:trPr>
-          <w:trHeight w:val="737" w:hRule="atLeast"/>
+          <w:trHeight w:val="652" w:hRule="atLeast"/>
         </w:trPr>
         <w:tc>
           <w:tcPr>
@@ -1120,7 +1143,7 @@
       </w:tr>
       <w:tr>
         <w:trPr>
-          <w:trHeight w:val="737" w:hRule="atLeast"/>
+          <w:trHeight w:val="652" w:hRule="atLeast"/>
         </w:trPr>
         <w:tc>
           <w:tcPr>

--- a/docs/同意書とアンケート/01_保護者用_同意書.docx
+++ b/docs/同意書とアンケート/01_保護者用_同意書.docx
@@ -227,7 +227,7 @@
                 <w:sz w:val="22"/>
                 <w:szCs w:val="22"/>
               </w:rPr>
-              <w:t xml:space="preserve">約1か月、授業内や家庭で、お子さまのスマートフォンからアプリを使います（1回1〜2分。頻度は強制しません）。お手本は学校の先生が録画します。終了後、紙のアンケート（参加者番号のみ記入、10〜15分）に1回答えます。</w:t>
+              <w:t xml:space="preserve">約1か月、家庭で、お子さまのスマートフォンからアプリを使います（1回1〜2分。頻度は強制しません）。お手本は保護者の方に録画していただきます（単語ごとに約3秒）。終了後、紙のアンケート（参加者番号のみ記入、10〜15分）に1回答えます。</w:t>
             </w:r>
           </w:p>
         </w:tc>
@@ -323,7 +323,21 @@
                 <w:sz w:val="22"/>
                 <w:szCs w:val="22"/>
               </w:rPr>
-              <w:t xml:space="preserve">解析と結果画面での見くらべにだけ使い、ためておきません（録音は次の録音で上書き。映像は解析後にサーバーから削除し、見くらべ用の直前1本だけ端末に残ります）。</w:t>
+              <w:t xml:space="preserve">お子さまの声と映像は、解析と結果画面での見くらべにだけ使い、ためておきません（録音は次の録音で上書き。映像は解析後にサーバーから削除し、見くらべ用の直前1本だけ端末に残ります）。</w:t>
+            </w:r>
+          </w:p>
+          <w:p>
+            <w:pPr>
+              <w:spacing w:after="0" w:before="0" w:line="308" w:lineRule="exact"/>
+            </w:pPr>
+            <w:r>
+              <w:rPr>
+                <w:rFonts w:ascii="BIZ UDPゴシック" w:hAnsi="BIZ UDPゴシック" w:eastAsia="BIZ UDPゴシック" w:cs="BIZ UDPゴシック"/>
+                <w:color w:val="1F2330"/>
+                <w:sz w:val="22"/>
+                <w:szCs w:val="22"/>
+              </w:rPr>
+              <w:t xml:space="preserve">保護者の方が録画したお手本の声と映像は、練習のため保存し、お子さまのアカウント内だけで使います（公表しません）。</w:t>
             </w:r>
           </w:p>
         </w:tc>
@@ -565,7 +579,7 @@
                 <w:sz w:val="22"/>
                 <w:szCs w:val="22"/>
               </w:rPr>
-              <w:t xml:space="preserve">負担が見られたら先生が使用を中止します。発音を目で確かめ、自分のペースで練習できますが、</w:t>
+              <w:t xml:space="preserve">負担が見られたら、保護者の方や先生の判断で使用を中止します。発音を目で確かめ、自分のペースで練習できますが、</w:t>
             </w:r>
             <w:r>
               <w:rPr>
@@ -872,7 +886,7 @@
                 <w:sz w:val="22"/>
                 <w:szCs w:val="22"/>
               </w:rPr>
-              <w:t xml:space="preserve">子どもがこの研究に参加すること</w:t>
+              <w:t xml:space="preserve">子どもがこの研究に参加すること（保護者が録画するお手本の保存を含む）</w:t>
             </w:r>
           </w:p>
         </w:tc>

--- a/docs/同意書とアンケート/01_保護者用_同意書.docx
+++ b/docs/同意書とアンケート/01_保護者用_同意書.docx
@@ -227,7 +227,7 @@
                 <w:sz w:val="22"/>
                 <w:szCs w:val="22"/>
               </w:rPr>
-              <w:t xml:space="preserve">約1か月、家庭で、お子さまのスマートフォンからアプリを使います（1回1〜2分。頻度は強制しません）。お手本は保護者の方に録画していただきます（単語ごとに約3秒）。終了後、紙のアンケート（参加者番号のみ記入、10〜15分）に1回答えます。</w:t>
+              <w:t xml:space="preserve">約1か月、家庭で、スマートフォン（保護者の方のものでも可）からアプリを使います（1回1〜2分、頻度は自由）。お手本は保護者の方に録画していただきます（1語約3秒）。終了後、紙のアンケート（参加者番号のみ記入、10〜15分）に1回答えます。</w:t>
             </w:r>
           </w:p>
         </w:tc>

--- a/docs/同意書とアンケート/01_保護者用_同意書.docx
+++ b/docs/同意書とアンケート/01_保護者用_同意書.docx
@@ -323,7 +323,7 @@
                 <w:sz w:val="22"/>
                 <w:szCs w:val="22"/>
               </w:rPr>
-              <w:t xml:space="preserve">お子さまの声と映像は、解析と結果画面での見くらべにだけ使い、ためておきません（録音は次の録音で上書き。映像は解析後にサーバーから削除し、見くらべ用の直前1本だけ端末に残ります）。</w:t>
+              <w:t xml:space="preserve">お子さまの声と映像は、解析と結果画面での見くらべにだけ使い、記録としては残しません（声は直前の1回分だけをサーバーに置き、次の録音で上書き。映像は解析後にサーバーから削除し、見くらべ用の直前1本だけを一時的に端末に置きます）。</w:t>
             </w:r>
           </w:p>
           <w:p>

--- a/docs/同意書とアンケート/01_保護者用_同意書.docx
+++ b/docs/同意書とアンケート/01_保護者用_同意書.docx
@@ -227,7 +227,7 @@
                 <w:sz w:val="22"/>
                 <w:szCs w:val="22"/>
               </w:rPr>
-              <w:t xml:space="preserve">約1か月、家庭で、スマートフォン（保護者の方のものでも可）からアプリを使います（1回1〜2分、頻度は自由）。お手本は保護者の方に録画していただきます（1語約3秒）。終了後、紙のアンケート（参加者番号のみ記入、10〜15分）に1回答えます。</w:t>
+              <w:t xml:space="preserve">約1か月、家庭でスマートフォン（保護者のものでも可）からアプリを使います（1回1〜2分、頻度は自由）。お手本は保護者の方に録画していただきます。終了後、お子さまと保護者の方が紙のアンケート（参加者番号のみ記入、10〜15分）に1回ずつ答えます。</w:t>
             </w:r>
           </w:p>
         </w:tc>

--- a/docs/同意書とアンケート/01_保護者用_同意書.docx
+++ b/docs/同意書とアンケート/01_保護者用_同意書.docx
@@ -5,12 +5,12 @@
     <w:p>
       <w:pPr>
         <w:keepNext/>
-        <w:spacing w:before="0" w:after="0" w:line="476" w:lineRule="exact"/>
+        <w:spacing w:before="0" w:after="0" w:line="460" w:lineRule="exact"/>
         <w:jc w:val="center"/>
       </w:pPr>
       <w:r>
         <w:rPr>
-          <w:rFonts w:ascii="BIZ UDPゴシック" w:hAnsi="BIZ UDPゴシック" w:eastAsia="BIZ UDPゴシック" w:cs="BIZ UDPゴシック"/>
+          <w:rFonts w:ascii="BIZ UDゴシック" w:hAnsi="BIZ UDゴシック" w:eastAsia="BIZ UDゴシック" w:cs="BIZ UDゴシック"/>
           <w:b/>
           <w:bCs/>
           <w:color w:val="0E1E45"/>
@@ -22,12 +22,12 @@
     </w:p>
     <w:p>
       <w:pPr>
-        <w:spacing w:before="0" w:after="0" w:line="224" w:lineRule="exact"/>
+        <w:spacing w:before="0" w:after="0" w:line="216" w:lineRule="exact"/>
         <w:jc w:val="center"/>
       </w:pPr>
       <w:r>
         <w:rPr>
-          <w:rFonts w:ascii="BIZ UDPゴシック" w:hAnsi="BIZ UDPゴシック" w:eastAsia="BIZ UDPゴシック" w:cs="BIZ UDPゴシック"/>
+          <w:rFonts w:ascii="BIZ UDゴシック" w:hAnsi="BIZ UDゴシック" w:eastAsia="BIZ UDゴシック" w:cs="BIZ UDゴシック"/>
           <w:color w:val="5A6070"/>
           <w:sz w:val="16"/>
           <w:szCs w:val="16"/>
@@ -37,12 +37,12 @@
     </w:p>
     <w:p>
       <w:pPr>
-        <w:spacing w:before="0" w:after="120" w:line="224" w:lineRule="exact"/>
+        <w:spacing w:before="0" w:after="120" w:line="216" w:lineRule="exact"/>
         <w:jc w:val="center"/>
       </w:pPr>
       <w:r>
         <w:rPr>
-          <w:rFonts w:ascii="BIZ UDPゴシック" w:hAnsi="BIZ UDPゴシック" w:eastAsia="BIZ UDPゴシック" w:cs="BIZ UDPゴシック"/>
+          <w:rFonts w:ascii="BIZ UDゴシック" w:hAnsi="BIZ UDゴシック" w:eastAsia="BIZ UDゴシック" w:cs="BIZ UDゴシック"/>
           <w:color w:val="5A6070"/>
           <w:sz w:val="16"/>
           <w:szCs w:val="16"/>
@@ -51,7 +51,7 @@
       </w:r>
       <w:r>
         <w:rPr>
-          <w:rFonts w:ascii="BIZ UDPゴシック" w:hAnsi="BIZ UDPゴシック" w:eastAsia="BIZ UDPゴシック" w:cs="BIZ UDPゴシック"/>
+          <w:rFonts w:ascii="BIZ UDゴシック" w:hAnsi="BIZ UDゴシック" w:eastAsia="BIZ UDゴシック" w:cs="BIZ UDゴシック"/>
           <w:b/>
           <w:bCs/>
           <w:color w:val="5A6070"/>
@@ -63,7 +63,7 @@
       </w:r>
       <w:r>
         <w:rPr>
-          <w:rFonts w:ascii="BIZ UDPゴシック" w:hAnsi="BIZ UDPゴシック" w:eastAsia="BIZ UDPゴシック" w:cs="BIZ UDPゴシック"/>
+          <w:rFonts w:ascii="BIZ UDゴシック" w:hAnsi="BIZ UDゴシック" w:eastAsia="BIZ UDゴシック" w:cs="BIZ UDゴシック"/>
           <w:b/>
           <w:bCs/>
           <w:color w:val="5A6070"/>
@@ -75,7 +75,7 @@
       </w:r>
       <w:r>
         <w:rPr>
-          <w:rFonts w:ascii="BIZ UDPゴシック" w:hAnsi="BIZ UDPゴシック" w:eastAsia="BIZ UDPゴシック" w:cs="BIZ UDPゴシック"/>
+          <w:rFonts w:ascii="BIZ UDゴシック" w:hAnsi="BIZ UDゴシック" w:eastAsia="BIZ UDゴシック" w:cs="BIZ UDゴシック"/>
           <w:b/>
           <w:bCs/>
           <w:color w:val="5A6070"/>
@@ -88,32 +88,32 @@
     </w:p>
     <w:p>
       <w:pPr>
-        <w:spacing w:before="0" w:after="80" w:line="308" w:lineRule="exact"/>
+        <w:spacing w:before="0" w:after="80" w:line="284" w:lineRule="exact"/>
       </w:pPr>
       <w:r>
         <w:rPr>
-          <w:rFonts w:ascii="BIZ UDPゴシック" w:hAnsi="BIZ UDPゴシック" w:eastAsia="BIZ UDPゴシック" w:cs="BIZ UDPゴシック"/>
+          <w:rFonts w:ascii="BIZ UDゴシック" w:hAnsi="BIZ UDゴシック" w:eastAsia="BIZ UDゴシック" w:cs="BIZ UDゴシック"/>
           <w:color w:val="1F2330"/>
-          <w:sz w:val="22"/>
-          <w:szCs w:val="22"/>
+          <w:sz w:val="21"/>
+          <w:szCs w:val="21"/>
         </w:rPr>
         <w:t xml:space="preserve">石川県立ろう学校 中学部・高等部の生徒の皆さんに、研究へのご協力をお願いしています。</w:t>
       </w:r>
       <w:r>
         <w:rPr>
-          <w:rFonts w:ascii="BIZ UDPゴシック" w:hAnsi="BIZ UDPゴシック" w:eastAsia="BIZ UDPゴシック" w:cs="BIZ UDPゴシック"/>
+          <w:rFonts w:ascii="BIZ UDゴシック" w:hAnsi="BIZ UDゴシック" w:eastAsia="BIZ UDゴシック" w:cs="BIZ UDゴシック"/>
           <w:b/>
           <w:bCs/>
           <w:color w:val="1F2330"/>
-          <w:sz w:val="22"/>
-          <w:szCs w:val="22"/>
+          <w:sz w:val="21"/>
+          <w:szCs w:val="21"/>
         </w:rPr>
         <w:t xml:space="preserve">参加は任意で、参加されなくても不利益はありません。</w:t>
       </w:r>
     </w:p>
     <w:tbl>
       <w:tblPr>
-        <w:tblW w:type="dxa" w:w="10092"/>
+        <w:tblW w:type="dxa" w:w="10206"/>
         <w:jc w:val="center"/>
         <w:tblBorders>
           <w:top w:val="single" w:sz="6" w:space="0" w:color="9AA0B8"/>
@@ -133,8 +133,8 @@
         <w:tblLook w:firstColumn="1" w:firstRow="1" w:lastColumn="0" w:lastRow="0" w:noHBand="0" w:noVBand="1" w:val="04A0"/>
       </w:tblPr>
       <w:tblGrid>
-        <w:gridCol w:w="1701"/>
-        <w:gridCol w:w="8391"/>
+        <w:gridCol w:w="1587"/>
+        <w:gridCol w:w="8618"/>
       </w:tblGrid>
       <w:tr>
         <w:trPr>
@@ -142,22 +142,22 @@
         </w:trPr>
         <w:tc>
           <w:tcPr>
-            <w:tcW w:type="dxa" w:w="1701"/>
+            <w:tcW w:type="dxa" w:w="1587"/>
             <w:shd w:val="clear" w:color="auto" w:fill="E7E9F5"/>
             <w:vAlign w:val="center"/>
           </w:tcPr>
           <w:p>
             <w:pPr>
-              <w:spacing w:after="0" w:before="0" w:line="294" w:lineRule="exact"/>
+              <w:spacing w:after="0" w:before="0" w:line="256" w:lineRule="exact"/>
             </w:pPr>
             <w:r>
               <w:rPr>
-                <w:rFonts w:ascii="BIZ UDPゴシック" w:hAnsi="BIZ UDPゴシック" w:eastAsia="BIZ UDPゴシック" w:cs="BIZ UDPゴシック"/>
+                <w:rFonts w:ascii="BIZ UDゴシック" w:hAnsi="BIZ UDゴシック" w:eastAsia="BIZ UDゴシック" w:cs="BIZ UDゴシック"/>
                 <w:b/>
                 <w:bCs/>
                 <w:color w:val="1F2330"/>
-                <w:sz w:val="21"/>
-                <w:szCs w:val="21"/>
+                <w:sz w:val="19"/>
+                <w:szCs w:val="19"/>
               </w:rPr>
               <w:t xml:space="preserve">研究の目的</w:t>
             </w:r>
@@ -165,19 +165,19 @@
         </w:tc>
         <w:tc>
           <w:tcPr>
-            <w:tcW w:type="dxa" w:w="8391"/>
+            <w:tcW w:type="dxa" w:w="8617"/>
             <w:vAlign w:val="center"/>
           </w:tcPr>
           <w:p>
             <w:pPr>
-              <w:spacing w:after="0" w:before="0" w:line="308" w:lineRule="exact"/>
+              <w:spacing w:after="0" w:before="0" w:line="284" w:lineRule="exact"/>
             </w:pPr>
             <w:r>
               <w:rPr>
-                <w:rFonts w:ascii="BIZ UDPゴシック" w:hAnsi="BIZ UDPゴシック" w:eastAsia="BIZ UDPゴシック" w:cs="BIZ UDPゴシック"/>
+                <w:rFonts w:ascii="BIZ UDゴシック" w:hAnsi="BIZ UDゴシック" w:eastAsia="BIZ UDゴシック" w:cs="BIZ UDゴシック"/>
                 <w:color w:val="1F2330"/>
-                <w:sz w:val="22"/>
-                <w:szCs w:val="22"/>
+                <w:sz w:val="21"/>
+                <w:szCs w:val="21"/>
               </w:rPr>
               <w:t xml:space="preserve">発音練習アプリ「SP-PS」（声と口の動きを解析し、お手本との違いを目で確かめられるアプリ）で、発音の改善がみられるか、使いやすさや要望を調べます。</w:t>
             </w:r>
@@ -190,22 +190,22 @@
         </w:trPr>
         <w:tc>
           <w:tcPr>
-            <w:tcW w:type="dxa" w:w="1701"/>
+            <w:tcW w:type="dxa" w:w="1587"/>
             <w:shd w:val="clear" w:color="auto" w:fill="E7E9F5"/>
             <w:vAlign w:val="center"/>
           </w:tcPr>
           <w:p>
             <w:pPr>
-              <w:spacing w:after="0" w:before="0" w:line="294" w:lineRule="exact"/>
+              <w:spacing w:after="0" w:before="0" w:line="256" w:lineRule="exact"/>
             </w:pPr>
             <w:r>
               <w:rPr>
-                <w:rFonts w:ascii="BIZ UDPゴシック" w:hAnsi="BIZ UDPゴシック" w:eastAsia="BIZ UDPゴシック" w:cs="BIZ UDPゴシック"/>
+                <w:rFonts w:ascii="BIZ UDゴシック" w:hAnsi="BIZ UDゴシック" w:eastAsia="BIZ UDゴシック" w:cs="BIZ UDゴシック"/>
                 <w:b/>
                 <w:bCs/>
                 <w:color w:val="1F2330"/>
-                <w:sz w:val="21"/>
-                <w:szCs w:val="21"/>
+                <w:sz w:val="19"/>
+                <w:szCs w:val="19"/>
               </w:rPr>
               <w:t xml:space="preserve">内容と期間</w:t>
             </w:r>
@@ -213,19 +213,19 @@
         </w:tc>
         <w:tc>
           <w:tcPr>
-            <w:tcW w:type="dxa" w:w="8391"/>
+            <w:tcW w:type="dxa" w:w="8617"/>
             <w:vAlign w:val="center"/>
           </w:tcPr>
           <w:p>
             <w:pPr>
-              <w:spacing w:after="0" w:before="0" w:line="308" w:lineRule="exact"/>
+              <w:spacing w:after="0" w:before="0" w:line="284" w:lineRule="exact"/>
             </w:pPr>
             <w:r>
               <w:rPr>
-                <w:rFonts w:ascii="BIZ UDPゴシック" w:hAnsi="BIZ UDPゴシック" w:eastAsia="BIZ UDPゴシック" w:cs="BIZ UDPゴシック"/>
+                <w:rFonts w:ascii="BIZ UDゴシック" w:hAnsi="BIZ UDゴシック" w:eastAsia="BIZ UDゴシック" w:cs="BIZ UDゴシック"/>
                 <w:color w:val="1F2330"/>
-                <w:sz w:val="22"/>
-                <w:szCs w:val="22"/>
+                <w:sz w:val="21"/>
+                <w:szCs w:val="21"/>
               </w:rPr>
               <w:t xml:space="preserve">約1か月、家庭でスマートフォン（保護者のものでも可）からアプリを使います（1回1〜2分、頻度は自由）。お手本は保護者の方に録画していただきます。終了後、お子さまと保護者の方が紙のアンケート（参加者番号のみ記入、10〜15分）に1回ずつ答えます。</w:t>
             </w:r>
@@ -238,22 +238,22 @@
         </w:trPr>
         <w:tc>
           <w:tcPr>
-            <w:tcW w:type="dxa" w:w="1701"/>
+            <w:tcW w:type="dxa" w:w="1587"/>
             <w:shd w:val="clear" w:color="auto" w:fill="E7E9F5"/>
             <w:vAlign w:val="center"/>
           </w:tcPr>
           <w:p>
             <w:pPr>
-              <w:spacing w:after="0" w:before="0" w:line="294" w:lineRule="exact"/>
+              <w:spacing w:after="0" w:before="0" w:line="256" w:lineRule="exact"/>
             </w:pPr>
             <w:r>
               <w:rPr>
-                <w:rFonts w:ascii="BIZ UDPゴシック" w:hAnsi="BIZ UDPゴシック" w:eastAsia="BIZ UDPゴシック" w:cs="BIZ UDPゴシック"/>
+                <w:rFonts w:ascii="BIZ UDゴシック" w:hAnsi="BIZ UDゴシック" w:eastAsia="BIZ UDゴシック" w:cs="BIZ UDゴシック"/>
                 <w:b/>
                 <w:bCs/>
                 <w:color w:val="1F2330"/>
-                <w:sz w:val="21"/>
-                <w:szCs w:val="21"/>
+                <w:sz w:val="19"/>
+                <w:szCs w:val="19"/>
               </w:rPr>
               <w:t xml:space="preserve">記録するもの</w:t>
             </w:r>
@@ -261,19 +261,19 @@
         </w:tc>
         <w:tc>
           <w:tcPr>
-            <w:tcW w:type="dxa" w:w="8391"/>
+            <w:tcW w:type="dxa" w:w="8617"/>
             <w:vAlign w:val="center"/>
           </w:tcPr>
           <w:p>
             <w:pPr>
-              <w:spacing w:after="0" w:before="0" w:line="308" w:lineRule="exact"/>
+              <w:spacing w:after="0" w:before="0" w:line="284" w:lineRule="exact"/>
             </w:pPr>
             <w:r>
               <w:rPr>
-                <w:rFonts w:ascii="BIZ UDPゴシック" w:hAnsi="BIZ UDPゴシック" w:eastAsia="BIZ UDPゴシック" w:cs="BIZ UDPゴシック"/>
+                <w:rFonts w:ascii="BIZ UDゴシック" w:hAnsi="BIZ UDゴシック" w:eastAsia="BIZ UDゴシック" w:cs="BIZ UDゴシック"/>
                 <w:color w:val="1F2330"/>
-                <w:sz w:val="22"/>
-                <w:szCs w:val="22"/>
+                <w:sz w:val="21"/>
+                <w:szCs w:val="21"/>
               </w:rPr>
               <w:t xml:space="preserve">発音の点数、声と口の動きのタイミングのずれ、練習した日時と単語、参加者番号、アンケートの回答、聴覚障害の程度（同意された場合のみ）。</w:t>
             </w:r>
@@ -286,22 +286,22 @@
         </w:trPr>
         <w:tc>
           <w:tcPr>
-            <w:tcW w:type="dxa" w:w="1701"/>
+            <w:tcW w:type="dxa" w:w="1587"/>
             <w:shd w:val="clear" w:color="auto" w:fill="E7E9F5"/>
             <w:vAlign w:val="center"/>
           </w:tcPr>
           <w:p>
             <w:pPr>
-              <w:spacing w:after="0" w:before="0" w:line="294" w:lineRule="exact"/>
+              <w:spacing w:after="0" w:before="0" w:line="256" w:lineRule="exact"/>
             </w:pPr>
             <w:r>
               <w:rPr>
-                <w:rFonts w:ascii="BIZ UDPゴシック" w:hAnsi="BIZ UDPゴシック" w:eastAsia="BIZ UDPゴシック" w:cs="BIZ UDPゴシック"/>
+                <w:rFonts w:ascii="BIZ UDゴシック" w:hAnsi="BIZ UDゴシック" w:eastAsia="BIZ UDゴシック" w:cs="BIZ UDゴシック"/>
                 <w:b/>
                 <w:bCs/>
                 <w:color w:val="1F2330"/>
-                <w:sz w:val="21"/>
-                <w:szCs w:val="21"/>
+                <w:sz w:val="19"/>
+                <w:szCs w:val="19"/>
               </w:rPr>
               <w:t xml:space="preserve">声と映像</w:t>
             </w:r>
@@ -309,33 +309,33 @@
         </w:tc>
         <w:tc>
           <w:tcPr>
-            <w:tcW w:type="dxa" w:w="8391"/>
+            <w:tcW w:type="dxa" w:w="8617"/>
             <w:vAlign w:val="center"/>
           </w:tcPr>
           <w:p>
             <w:pPr>
-              <w:spacing w:after="0" w:before="0" w:line="308" w:lineRule="exact"/>
+              <w:spacing w:after="0" w:before="0" w:line="284" w:lineRule="exact"/>
             </w:pPr>
             <w:r>
               <w:rPr>
-                <w:rFonts w:ascii="BIZ UDPゴシック" w:hAnsi="BIZ UDPゴシック" w:eastAsia="BIZ UDPゴシック" w:cs="BIZ UDPゴシック"/>
+                <w:rFonts w:ascii="BIZ UDゴシック" w:hAnsi="BIZ UDゴシック" w:eastAsia="BIZ UDゴシック" w:cs="BIZ UDゴシック"/>
                 <w:color w:val="1F2330"/>
-                <w:sz w:val="22"/>
-                <w:szCs w:val="22"/>
+                <w:sz w:val="21"/>
+                <w:szCs w:val="21"/>
               </w:rPr>
               <w:t xml:space="preserve">お子さまの声と映像は、解析と結果画面での見くらべにだけ使い、記録としては残しません（声は直前の1回分だけをサーバーに置き、次の録音で上書き。映像は解析後にサーバーから削除し、見くらべ用の直前1本だけを一時的に端末に置きます）。</w:t>
             </w:r>
           </w:p>
           <w:p>
             <w:pPr>
-              <w:spacing w:after="0" w:before="0" w:line="308" w:lineRule="exact"/>
+              <w:spacing w:after="0" w:before="0" w:line="284" w:lineRule="exact"/>
             </w:pPr>
             <w:r>
               <w:rPr>
-                <w:rFonts w:ascii="BIZ UDPゴシック" w:hAnsi="BIZ UDPゴシック" w:eastAsia="BIZ UDPゴシック" w:cs="BIZ UDPゴシック"/>
+                <w:rFonts w:ascii="BIZ UDゴシック" w:hAnsi="BIZ UDゴシック" w:eastAsia="BIZ UDゴシック" w:cs="BIZ UDゴシック"/>
                 <w:color w:val="1F2330"/>
-                <w:sz w:val="22"/>
-                <w:szCs w:val="22"/>
+                <w:sz w:val="21"/>
+                <w:szCs w:val="21"/>
               </w:rPr>
               <w:t xml:space="preserve">保護者の方が録画したお手本の声と映像は、練習のため保存し、お子さまのアカウント内だけで使います（公表しません）。</w:t>
             </w:r>
@@ -348,22 +348,22 @@
         </w:trPr>
         <w:tc>
           <w:tcPr>
-            <w:tcW w:type="dxa" w:w="1701"/>
+            <w:tcW w:type="dxa" w:w="1587"/>
             <w:shd w:val="clear" w:color="auto" w:fill="E7E9F5"/>
             <w:vAlign w:val="center"/>
           </w:tcPr>
           <w:p>
             <w:pPr>
-              <w:spacing w:after="0" w:before="0" w:line="294" w:lineRule="exact"/>
+              <w:spacing w:after="0" w:before="0" w:line="256" w:lineRule="exact"/>
             </w:pPr>
             <w:r>
               <w:rPr>
-                <w:rFonts w:ascii="BIZ UDPゴシック" w:hAnsi="BIZ UDPゴシック" w:eastAsia="BIZ UDPゴシック" w:cs="BIZ UDPゴシック"/>
+                <w:rFonts w:ascii="BIZ UDゴシック" w:hAnsi="BIZ UDゴシック" w:eastAsia="BIZ UDゴシック" w:cs="BIZ UDゴシック"/>
                 <w:b/>
                 <w:bCs/>
                 <w:color w:val="1F2330"/>
-                <w:sz w:val="21"/>
-                <w:szCs w:val="21"/>
+                <w:sz w:val="19"/>
+                <w:szCs w:val="19"/>
               </w:rPr>
               <w:t xml:space="preserve">聴覚障害の程度</w:t>
             </w:r>
@@ -371,19 +371,19 @@
         </w:tc>
         <w:tc>
           <w:tcPr>
-            <w:tcW w:type="dxa" w:w="8391"/>
+            <w:tcW w:type="dxa" w:w="8617"/>
             <w:vAlign w:val="center"/>
           </w:tcPr>
           <w:p>
             <w:pPr>
-              <w:spacing w:after="0" w:before="0" w:line="308" w:lineRule="exact"/>
+              <w:spacing w:after="0" w:before="0" w:line="284" w:lineRule="exact"/>
             </w:pPr>
             <w:r>
               <w:rPr>
-                <w:rFonts w:ascii="BIZ UDPゴシック" w:hAnsi="BIZ UDPゴシック" w:eastAsia="BIZ UDPゴシック" w:cs="BIZ UDPゴシック"/>
+                <w:rFonts w:ascii="BIZ UDゴシック" w:hAnsi="BIZ UDゴシック" w:eastAsia="BIZ UDゴシック" w:cs="BIZ UDゴシック"/>
                 <w:color w:val="1F2330"/>
-                <w:sz w:val="22"/>
-                <w:szCs w:val="22"/>
+                <w:sz w:val="21"/>
+                <w:szCs w:val="21"/>
               </w:rPr>
               <w:t xml:space="preserve">要配慮個人情報として慎重に扱います。保護者の方とお子さまの両方が同意した場合だけ、学校を通じておおまかな区分でうかがいます。少人数の区分は公表しません。</w:t>
             </w:r>
@@ -396,22 +396,22 @@
         </w:trPr>
         <w:tc>
           <w:tcPr>
-            <w:tcW w:type="dxa" w:w="1701"/>
+            <w:tcW w:type="dxa" w:w="1587"/>
             <w:shd w:val="clear" w:color="auto" w:fill="E7E9F5"/>
             <w:vAlign w:val="center"/>
           </w:tcPr>
           <w:p>
             <w:pPr>
-              <w:spacing w:after="0" w:before="0" w:line="294" w:lineRule="exact"/>
+              <w:spacing w:after="0" w:before="0" w:line="256" w:lineRule="exact"/>
             </w:pPr>
             <w:r>
               <w:rPr>
-                <w:rFonts w:ascii="BIZ UDPゴシック" w:hAnsi="BIZ UDPゴシック" w:eastAsia="BIZ UDPゴシック" w:cs="BIZ UDPゴシック"/>
+                <w:rFonts w:ascii="BIZ UDゴシック" w:hAnsi="BIZ UDゴシック" w:eastAsia="BIZ UDゴシック" w:cs="BIZ UDゴシック"/>
                 <w:b/>
                 <w:bCs/>
                 <w:color w:val="1F2330"/>
-                <w:sz w:val="21"/>
-                <w:szCs w:val="21"/>
+                <w:sz w:val="19"/>
+                <w:szCs w:val="19"/>
               </w:rPr>
               <w:t xml:space="preserve">個人情報と保存</w:t>
             </w:r>
@@ -419,54 +419,54 @@
         </w:tc>
         <w:tc>
           <w:tcPr>
-            <w:tcW w:type="dxa" w:w="8391"/>
+            <w:tcW w:type="dxa" w:w="8617"/>
             <w:vAlign w:val="center"/>
           </w:tcPr>
           <w:p>
             <w:pPr>
-              <w:spacing w:after="0" w:before="0" w:line="308" w:lineRule="exact"/>
+              <w:spacing w:after="0" w:before="0" w:line="284" w:lineRule="exact"/>
             </w:pPr>
             <w:r>
               <w:rPr>
-                <w:rFonts w:ascii="BIZ UDPゴシック" w:hAnsi="BIZ UDPゴシック" w:eastAsia="BIZ UDPゴシック" w:cs="BIZ UDPゴシック"/>
+                <w:rFonts w:ascii="BIZ UDゴシック" w:hAnsi="BIZ UDゴシック" w:eastAsia="BIZ UDゴシック" w:cs="BIZ UDゴシック"/>
                 <w:color w:val="1F2330"/>
-                <w:sz w:val="22"/>
-                <w:szCs w:val="22"/>
+                <w:sz w:val="21"/>
+                <w:szCs w:val="21"/>
               </w:rPr>
               <w:t xml:space="preserve">アプリには氏名を入れず、番号（例：A01）で使います。氏名と番号の対応表は学校が保管し、研究者には渡しません。データは大学内に設置したサーバーにだけ保存します。通信は暗号化され、Cloudflare社の中継サービスを経由します。保管期間：</w:t>
             </w:r>
             <w:r>
               <w:rPr>
-                <w:rFonts w:ascii="BIZ UDPゴシック" w:hAnsi="BIZ UDPゴシック" w:eastAsia="BIZ UDPゴシック" w:cs="BIZ UDPゴシック"/>
+                <w:rFonts w:ascii="BIZ UDゴシック" w:hAnsi="BIZ UDゴシック" w:eastAsia="BIZ UDゴシック" w:cs="BIZ UDゴシック"/>
                 <w:b/>
                 <w:bCs/>
                 <w:color w:val="1F2330"/>
-                <w:sz w:val="22"/>
-                <w:szCs w:val="22"/>
+                <w:sz w:val="21"/>
+                <w:szCs w:val="21"/>
                 <w:highlight w:val="yellow"/>
               </w:rPr>
               <w:t xml:space="preserve">【</w:t>
             </w:r>
             <w:r>
               <w:rPr>
-                <w:rFonts w:ascii="BIZ UDPゴシック" w:hAnsi="BIZ UDPゴシック" w:eastAsia="BIZ UDPゴシック" w:cs="BIZ UDPゴシック"/>
+                <w:rFonts w:ascii="BIZ UDゴシック" w:hAnsi="BIZ UDゴシック" w:eastAsia="BIZ UDゴシック" w:cs="BIZ UDゴシック"/>
                 <w:b/>
                 <w:bCs/>
                 <w:color w:val="1F2330"/>
-                <w:sz w:val="22"/>
-                <w:szCs w:val="22"/>
+                <w:sz w:val="21"/>
+                <w:szCs w:val="21"/>
                 <w:highlight w:val="yellow"/>
               </w:rPr>
               <w:t xml:space="preserve">要記入</w:t>
             </w:r>
             <w:r>
               <w:rPr>
-                <w:rFonts w:ascii="BIZ UDPゴシック" w:hAnsi="BIZ UDPゴシック" w:eastAsia="BIZ UDPゴシック" w:cs="BIZ UDPゴシック"/>
+                <w:rFonts w:ascii="BIZ UDゴシック" w:hAnsi="BIZ UDゴシック" w:eastAsia="BIZ UDゴシック" w:cs="BIZ UDゴシック"/>
                 <w:b/>
                 <w:bCs/>
                 <w:color w:val="1F2330"/>
-                <w:sz w:val="22"/>
-                <w:szCs w:val="22"/>
+                <w:sz w:val="21"/>
+                <w:szCs w:val="21"/>
                 <w:highlight w:val="yellow"/>
               </w:rPr>
               <w:t xml:space="preserve">】</w:t>
@@ -474,11 +474,11 @@
           </w:p>
           <w:p>
             <w:pPr>
-              <w:spacing w:after="0" w:before="0" w:line="266" w:lineRule="exact"/>
+              <w:spacing w:after="0" w:before="0" w:line="256" w:lineRule="exact"/>
             </w:pPr>
             <w:r>
               <w:rPr>
-                <w:rFonts w:ascii="BIZ UDPゴシック" w:hAnsi="BIZ UDPゴシック" w:eastAsia="BIZ UDPゴシック" w:cs="BIZ UDPゴシック"/>
+                <w:rFonts w:ascii="BIZ UDゴシック" w:hAnsi="BIZ UDゴシック" w:eastAsia="BIZ UDゴシック" w:cs="BIZ UDゴシック"/>
                 <w:color w:val="5A6070"/>
                 <w:sz w:val="19"/>
                 <w:szCs w:val="19"/>
@@ -494,22 +494,22 @@
         </w:trPr>
         <w:tc>
           <w:tcPr>
-            <w:tcW w:type="dxa" w:w="1701"/>
+            <w:tcW w:type="dxa" w:w="1587"/>
             <w:shd w:val="clear" w:color="auto" w:fill="E7E9F5"/>
             <w:vAlign w:val="center"/>
           </w:tcPr>
           <w:p>
             <w:pPr>
-              <w:spacing w:after="0" w:before="0" w:line="294" w:lineRule="exact"/>
+              <w:spacing w:after="0" w:before="0" w:line="256" w:lineRule="exact"/>
             </w:pPr>
             <w:r>
               <w:rPr>
-                <w:rFonts w:ascii="BIZ UDPゴシック" w:hAnsi="BIZ UDPゴシック" w:eastAsia="BIZ UDPゴシック" w:cs="BIZ UDPゴシック"/>
+                <w:rFonts w:ascii="BIZ UDゴシック" w:hAnsi="BIZ UDゴシック" w:eastAsia="BIZ UDゴシック" w:cs="BIZ UDゴシック"/>
                 <w:b/>
                 <w:bCs/>
                 <w:color w:val="1F2330"/>
-                <w:sz w:val="21"/>
-                <w:szCs w:val="21"/>
+                <w:sz w:val="19"/>
+                <w:szCs w:val="19"/>
               </w:rPr>
               <w:t xml:space="preserve">参加の自由</w:t>
             </w:r>
@@ -517,19 +517,19 @@
         </w:tc>
         <w:tc>
           <w:tcPr>
-            <w:tcW w:type="dxa" w:w="8391"/>
+            <w:tcW w:type="dxa" w:w="8617"/>
             <w:vAlign w:val="center"/>
           </w:tcPr>
           <w:p>
             <w:pPr>
-              <w:spacing w:after="0" w:before="0" w:line="308" w:lineRule="exact"/>
+              <w:spacing w:after="0" w:before="0" w:line="284" w:lineRule="exact"/>
             </w:pPr>
             <w:r>
               <w:rPr>
-                <w:rFonts w:ascii="BIZ UDPゴシック" w:hAnsi="BIZ UDPゴシック" w:eastAsia="BIZ UDPゴシック" w:cs="BIZ UDPゴシック"/>
+                <w:rFonts w:ascii="BIZ UDゴシック" w:hAnsi="BIZ UDゴシック" w:eastAsia="BIZ UDゴシック" w:cs="BIZ UDゴシック"/>
                 <w:color w:val="1F2330"/>
-                <w:sz w:val="22"/>
-                <w:szCs w:val="22"/>
+                <w:sz w:val="21"/>
+                <w:szCs w:val="21"/>
               </w:rPr>
               <w:t xml:space="preserve">理由を問わず、いつでもやめられます（担当の先生にお伝えください）。成績や学校での評価には影響しません。やめたらデータを削除します（集計・公表済みの分を除く）。</w:t>
             </w:r>
@@ -542,22 +542,22 @@
         </w:trPr>
         <w:tc>
           <w:tcPr>
-            <w:tcW w:type="dxa" w:w="1701"/>
+            <w:tcW w:type="dxa" w:w="1587"/>
             <w:shd w:val="clear" w:color="auto" w:fill="E7E9F5"/>
             <w:vAlign w:val="center"/>
           </w:tcPr>
           <w:p>
             <w:pPr>
-              <w:spacing w:after="0" w:before="0" w:line="294" w:lineRule="exact"/>
+              <w:spacing w:after="0" w:before="0" w:line="256" w:lineRule="exact"/>
             </w:pPr>
             <w:r>
               <w:rPr>
-                <w:rFonts w:ascii="BIZ UDPゴシック" w:hAnsi="BIZ UDPゴシック" w:eastAsia="BIZ UDPゴシック" w:cs="BIZ UDPゴシック"/>
+                <w:rFonts w:ascii="BIZ UDゴシック" w:hAnsi="BIZ UDゴシック" w:eastAsia="BIZ UDゴシック" w:cs="BIZ UDゴシック"/>
                 <w:b/>
                 <w:bCs/>
                 <w:color w:val="1F2330"/>
-                <w:sz w:val="21"/>
-                <w:szCs w:val="21"/>
+                <w:sz w:val="19"/>
+                <w:szCs w:val="19"/>
               </w:rPr>
               <w:t xml:space="preserve">負担と利益</w:t>
             </w:r>
@@ -565,30 +565,30 @@
         </w:tc>
         <w:tc>
           <w:tcPr>
-            <w:tcW w:type="dxa" w:w="8391"/>
+            <w:tcW w:type="dxa" w:w="8617"/>
             <w:vAlign w:val="center"/>
           </w:tcPr>
           <w:p>
             <w:pPr>
-              <w:spacing w:after="0" w:before="0" w:line="308" w:lineRule="exact"/>
+              <w:spacing w:after="0" w:before="0" w:line="284" w:lineRule="exact"/>
             </w:pPr>
             <w:r>
               <w:rPr>
-                <w:rFonts w:ascii="BIZ UDPゴシック" w:hAnsi="BIZ UDPゴシック" w:eastAsia="BIZ UDPゴシック" w:cs="BIZ UDPゴシック"/>
+                <w:rFonts w:ascii="BIZ UDゴシック" w:hAnsi="BIZ UDゴシック" w:eastAsia="BIZ UDゴシック" w:cs="BIZ UDゴシック"/>
                 <w:color w:val="1F2330"/>
-                <w:sz w:val="22"/>
-                <w:szCs w:val="22"/>
+                <w:sz w:val="21"/>
+                <w:szCs w:val="21"/>
               </w:rPr>
               <w:t xml:space="preserve">負担が見られたら、保護者の方や先生の判断で使用を中止します。発音を目で確かめ、自分のペースで練習できますが、</w:t>
             </w:r>
             <w:r>
               <w:rPr>
-                <w:rFonts w:ascii="BIZ UDPゴシック" w:hAnsi="BIZ UDPゴシック" w:eastAsia="BIZ UDPゴシック" w:cs="BIZ UDPゴシック"/>
+                <w:rFonts w:ascii="BIZ UDゴシック" w:hAnsi="BIZ UDゴシック" w:eastAsia="BIZ UDゴシック" w:cs="BIZ UDゴシック"/>
                 <w:b/>
                 <w:bCs/>
                 <w:color w:val="1F2330"/>
-                <w:sz w:val="22"/>
-                <w:szCs w:val="22"/>
+                <w:sz w:val="21"/>
+                <w:szCs w:val="21"/>
               </w:rPr>
               <w:t xml:space="preserve">発音の改善は保証されません。</w:t>
             </w:r>
@@ -601,22 +601,22 @@
         </w:trPr>
         <w:tc>
           <w:tcPr>
-            <w:tcW w:type="dxa" w:w="1701"/>
+            <w:tcW w:type="dxa" w:w="1587"/>
             <w:shd w:val="clear" w:color="auto" w:fill="E7E9F5"/>
             <w:vAlign w:val="center"/>
           </w:tcPr>
           <w:p>
             <w:pPr>
-              <w:spacing w:after="0" w:before="0" w:line="294" w:lineRule="exact"/>
+              <w:spacing w:after="0" w:before="0" w:line="256" w:lineRule="exact"/>
             </w:pPr>
             <w:r>
               <w:rPr>
-                <w:rFonts w:ascii="BIZ UDPゴシック" w:hAnsi="BIZ UDPゴシック" w:eastAsia="BIZ UDPゴシック" w:cs="BIZ UDPゴシック"/>
+                <w:rFonts w:ascii="BIZ UDゴシック" w:hAnsi="BIZ UDゴシック" w:eastAsia="BIZ UDゴシック" w:cs="BIZ UDゴシック"/>
                 <w:b/>
                 <w:bCs/>
                 <w:color w:val="1F2330"/>
-                <w:sz w:val="21"/>
-                <w:szCs w:val="21"/>
+                <w:sz w:val="19"/>
+                <w:szCs w:val="19"/>
               </w:rPr>
               <w:t xml:space="preserve">結果の公表</w:t>
             </w:r>
@@ -624,19 +624,19 @@
         </w:tc>
         <w:tc>
           <w:tcPr>
-            <w:tcW w:type="dxa" w:w="8391"/>
+            <w:tcW w:type="dxa" w:w="8617"/>
             <w:vAlign w:val="center"/>
           </w:tcPr>
           <w:p>
             <w:pPr>
-              <w:spacing w:after="0" w:before="0" w:line="308" w:lineRule="exact"/>
+              <w:spacing w:after="0" w:before="0" w:line="284" w:lineRule="exact"/>
             </w:pPr>
             <w:r>
               <w:rPr>
-                <w:rFonts w:ascii="BIZ UDPゴシック" w:hAnsi="BIZ UDPゴシック" w:eastAsia="BIZ UDPゴシック" w:cs="BIZ UDPゴシック"/>
+                <w:rFonts w:ascii="BIZ UDゴシック" w:hAnsi="BIZ UDゴシック" w:eastAsia="BIZ UDゴシック" w:cs="BIZ UDゴシック"/>
                 <w:color w:val="1F2330"/>
-                <w:sz w:val="22"/>
-                <w:szCs w:val="22"/>
+                <w:sz w:val="21"/>
+                <w:szCs w:val="21"/>
               </w:rPr>
               <w:t xml:space="preserve">卒業研究や学会で発表することがあります。個人が特定されない形で行います。</w:t>
             </w:r>
@@ -649,22 +649,22 @@
         </w:trPr>
         <w:tc>
           <w:tcPr>
-            <w:tcW w:type="dxa" w:w="1701"/>
+            <w:tcW w:type="dxa" w:w="1587"/>
             <w:shd w:val="clear" w:color="auto" w:fill="E7E9F5"/>
             <w:vAlign w:val="center"/>
           </w:tcPr>
           <w:p>
             <w:pPr>
-              <w:spacing w:after="0" w:before="0" w:line="294" w:lineRule="exact"/>
+              <w:spacing w:after="0" w:before="0" w:line="256" w:lineRule="exact"/>
             </w:pPr>
             <w:r>
               <w:rPr>
-                <w:rFonts w:ascii="BIZ UDPゴシック" w:hAnsi="BIZ UDPゴシック" w:eastAsia="BIZ UDPゴシック" w:cs="BIZ UDPゴシック"/>
+                <w:rFonts w:ascii="BIZ UDゴシック" w:hAnsi="BIZ UDゴシック" w:eastAsia="BIZ UDゴシック" w:cs="BIZ UDゴシック"/>
                 <w:b/>
                 <w:bCs/>
                 <w:color w:val="1F2330"/>
-                <w:sz w:val="21"/>
-                <w:szCs w:val="21"/>
+                <w:sz w:val="19"/>
+                <w:szCs w:val="19"/>
               </w:rPr>
               <w:t xml:space="preserve">問い合わせ先</w:t>
             </w:r>
@@ -672,113 +672,113 @@
         </w:tc>
         <w:tc>
           <w:tcPr>
-            <w:tcW w:type="dxa" w:w="8391"/>
+            <w:tcW w:type="dxa" w:w="8617"/>
             <w:vAlign w:val="center"/>
           </w:tcPr>
           <w:p>
             <w:pPr>
-              <w:spacing w:after="0" w:before="0" w:line="308" w:lineRule="exact"/>
+              <w:spacing w:after="0" w:before="0" w:line="284" w:lineRule="exact"/>
             </w:pPr>
             <w:r>
               <w:rPr>
-                <w:rFonts w:ascii="BIZ UDPゴシック" w:hAnsi="BIZ UDPゴシック" w:eastAsia="BIZ UDPゴシック" w:cs="BIZ UDPゴシック"/>
+                <w:rFonts w:ascii="BIZ UDゴシック" w:hAnsi="BIZ UDゴシック" w:eastAsia="BIZ UDゴシック" w:cs="BIZ UDゴシック"/>
                 <w:color w:val="1F2330"/>
-                <w:sz w:val="22"/>
-                <w:szCs w:val="22"/>
+                <w:sz w:val="21"/>
+                <w:szCs w:val="21"/>
               </w:rPr>
               <w:t xml:space="preserve">前田 侑輝（研究実施者）／金道 敏樹（指導教員）　金沢工業大学 金道研究室</w:t>
             </w:r>
           </w:p>
           <w:p>
             <w:pPr>
-              <w:spacing w:after="0" w:before="0" w:line="308" w:lineRule="exact"/>
+              <w:spacing w:after="0" w:before="0" w:line="284" w:lineRule="exact"/>
             </w:pPr>
             <w:r>
               <w:rPr>
-                <w:rFonts w:ascii="BIZ UDPゴシック" w:hAnsi="BIZ UDPゴシック" w:eastAsia="BIZ UDPゴシック" w:cs="BIZ UDPゴシック"/>
+                <w:rFonts w:ascii="BIZ UDゴシック" w:hAnsi="BIZ UDゴシック" w:eastAsia="BIZ UDゴシック" w:cs="BIZ UDゴシック"/>
                 <w:color w:val="1F2330"/>
-                <w:sz w:val="22"/>
-                <w:szCs w:val="22"/>
+                <w:sz w:val="21"/>
+                <w:szCs w:val="21"/>
               </w:rPr>
               <w:t xml:space="preserve">電話・メール：</w:t>
             </w:r>
             <w:r>
               <w:rPr>
-                <w:rFonts w:ascii="BIZ UDPゴシック" w:hAnsi="BIZ UDPゴシック" w:eastAsia="BIZ UDPゴシック" w:cs="BIZ UDPゴシック"/>
+                <w:rFonts w:ascii="BIZ UDゴシック" w:hAnsi="BIZ UDゴシック" w:eastAsia="BIZ UDゴシック" w:cs="BIZ UDゴシック"/>
                 <w:b/>
                 <w:bCs/>
                 <w:color w:val="1F2330"/>
-                <w:sz w:val="22"/>
-                <w:szCs w:val="22"/>
+                <w:sz w:val="21"/>
+                <w:szCs w:val="21"/>
                 <w:highlight w:val="yellow"/>
               </w:rPr>
               <w:t xml:space="preserve">【</w:t>
             </w:r>
             <w:r>
               <w:rPr>
-                <w:rFonts w:ascii="BIZ UDPゴシック" w:hAnsi="BIZ UDPゴシック" w:eastAsia="BIZ UDPゴシック" w:cs="BIZ UDPゴシック"/>
+                <w:rFonts w:ascii="BIZ UDゴシック" w:hAnsi="BIZ UDゴシック" w:eastAsia="BIZ UDゴシック" w:cs="BIZ UDゴシック"/>
                 <w:b/>
                 <w:bCs/>
                 <w:color w:val="1F2330"/>
-                <w:sz w:val="22"/>
-                <w:szCs w:val="22"/>
+                <w:sz w:val="21"/>
+                <w:szCs w:val="21"/>
                 <w:highlight w:val="yellow"/>
               </w:rPr>
               <w:t xml:space="preserve">要記入</w:t>
             </w:r>
             <w:r>
               <w:rPr>
-                <w:rFonts w:ascii="BIZ UDPゴシック" w:hAnsi="BIZ UDPゴシック" w:eastAsia="BIZ UDPゴシック" w:cs="BIZ UDPゴシック"/>
+                <w:rFonts w:ascii="BIZ UDゴシック" w:hAnsi="BIZ UDゴシック" w:eastAsia="BIZ UDゴシック" w:cs="BIZ UDゴシック"/>
                 <w:b/>
                 <w:bCs/>
                 <w:color w:val="1F2330"/>
-                <w:sz w:val="22"/>
-                <w:szCs w:val="22"/>
+                <w:sz w:val="21"/>
+                <w:szCs w:val="21"/>
                 <w:highlight w:val="yellow"/>
               </w:rPr>
               <w:t xml:space="preserve">】</w:t>
             </w:r>
             <w:r>
               <w:rPr>
-                <w:rFonts w:ascii="BIZ UDPゴシック" w:hAnsi="BIZ UDPゴシック" w:eastAsia="BIZ UDPゴシック" w:cs="BIZ UDPゴシック"/>
+                <w:rFonts w:ascii="BIZ UDゴシック" w:hAnsi="BIZ UDゴシック" w:eastAsia="BIZ UDゴシック" w:cs="BIZ UDゴシック"/>
                 <w:color w:val="1F2330"/>
-                <w:sz w:val="22"/>
-                <w:szCs w:val="22"/>
+                <w:sz w:val="21"/>
+                <w:szCs w:val="21"/>
               </w:rPr>
               <w:t xml:space="preserve">　　学校の窓口：石川県立ろう学校 </w:t>
             </w:r>
             <w:r>
               <w:rPr>
-                <w:rFonts w:ascii="BIZ UDPゴシック" w:hAnsi="BIZ UDPゴシック" w:eastAsia="BIZ UDPゴシック" w:cs="BIZ UDPゴシック"/>
+                <w:rFonts w:ascii="BIZ UDゴシック" w:hAnsi="BIZ UDゴシック" w:eastAsia="BIZ UDゴシック" w:cs="BIZ UDゴシック"/>
                 <w:b/>
                 <w:bCs/>
                 <w:color w:val="1F2330"/>
-                <w:sz w:val="22"/>
-                <w:szCs w:val="22"/>
+                <w:sz w:val="21"/>
+                <w:szCs w:val="21"/>
                 <w:highlight w:val="yellow"/>
               </w:rPr>
               <w:t xml:space="preserve">【</w:t>
             </w:r>
             <w:r>
               <w:rPr>
-                <w:rFonts w:ascii="BIZ UDPゴシック" w:hAnsi="BIZ UDPゴシック" w:eastAsia="BIZ UDPゴシック" w:cs="BIZ UDPゴシック"/>
+                <w:rFonts w:ascii="BIZ UDゴシック" w:hAnsi="BIZ UDゴシック" w:eastAsia="BIZ UDゴシック" w:cs="BIZ UDゴシック"/>
                 <w:b/>
                 <w:bCs/>
                 <w:color w:val="1F2330"/>
-                <w:sz w:val="22"/>
-                <w:szCs w:val="22"/>
+                <w:sz w:val="21"/>
+                <w:szCs w:val="21"/>
                 <w:highlight w:val="yellow"/>
               </w:rPr>
               <w:t xml:space="preserve">要記入</w:t>
             </w:r>
             <w:r>
               <w:rPr>
-                <w:rFonts w:ascii="BIZ UDPゴシック" w:hAnsi="BIZ UDPゴシック" w:eastAsia="BIZ UDPゴシック" w:cs="BIZ UDPゴシック"/>
+                <w:rFonts w:ascii="BIZ UDゴシック" w:hAnsi="BIZ UDゴシック" w:eastAsia="BIZ UDゴシック" w:cs="BIZ UDゴシック"/>
                 <w:b/>
                 <w:bCs/>
                 <w:color w:val="1F2330"/>
-                <w:sz w:val="22"/>
-                <w:szCs w:val="22"/>
+                <w:sz w:val="21"/>
+                <w:szCs w:val="21"/>
                 <w:highlight w:val="yellow"/>
               </w:rPr>
               <w:t xml:space="preserve">】</w:t>
@@ -789,12 +789,12 @@
     </w:tbl>
     <w:p>
       <w:pPr>
-        <w:spacing w:before="200" w:after="40" w:line="336" w:lineRule="exact"/>
+        <w:spacing w:before="200" w:after="40" w:line="324" w:lineRule="exact"/>
         <w:jc w:val="center"/>
       </w:pPr>
       <w:r>
         <w:rPr>
-          <w:rFonts w:ascii="BIZ UDPゴシック" w:hAnsi="BIZ UDPゴシック" w:eastAsia="BIZ UDPゴシック" w:cs="BIZ UDPゴシック"/>
+          <w:rFonts w:ascii="BIZ UDゴシック" w:hAnsi="BIZ UDゴシック" w:eastAsia="BIZ UDゴシック" w:cs="BIZ UDゴシック"/>
           <w:b/>
           <w:bCs/>
           <w:color w:val="0E1E45"/>
@@ -806,23 +806,23 @@
     </w:p>
     <w:p>
       <w:pPr>
-        <w:spacing w:before="0" w:after="60" w:line="308" w:lineRule="exact"/>
+        <w:spacing w:before="0" w:after="60" w:line="284" w:lineRule="exact"/>
       </w:pPr>
       <w:r>
         <w:rPr>
-          <w:rFonts w:ascii="BIZ UDPゴシック" w:hAnsi="BIZ UDPゴシック" w:eastAsia="BIZ UDPゴシック" w:cs="BIZ UDPゴシック"/>
+          <w:rFonts w:ascii="BIZ UDゴシック" w:hAnsi="BIZ UDゴシック" w:eastAsia="BIZ UDゴシック" w:cs="BIZ UDゴシック"/>
           <w:b/>
           <w:bCs/>
           <w:color w:val="1F2330"/>
-          <w:sz w:val="22"/>
-          <w:szCs w:val="22"/>
+          <w:sz w:val="21"/>
+          <w:szCs w:val="21"/>
         </w:rPr>
         <w:t xml:space="preserve">私は、上記の説明を受けて内容を理解し、□ に ✓ をつけた事項に同意します。</w:t>
       </w:r>
     </w:p>
     <w:tbl>
       <w:tblPr>
-        <w:tblW w:type="dxa" w:w="10092"/>
+        <w:tblW w:type="dxa" w:w="10206"/>
         <w:jc w:val="center"/>
         <w:tblBorders>
           <w:top w:val="nil"/>
@@ -843,7 +843,7 @@
       </w:tblPr>
       <w:tblGrid>
         <w:gridCol w:w="510"/>
-        <w:gridCol w:w="9582"/>
+        <w:gridCol w:w="9695"/>
       </w:tblGrid>
       <w:tr>
         <w:trPr>
@@ -856,12 +856,12 @@
           </w:tcPr>
           <w:p>
             <w:pPr>
-              <w:spacing w:after="0" w:before="0" w:line="420" w:lineRule="exact"/>
+              <w:spacing w:after="0" w:before="0" w:line="404" w:lineRule="exact"/>
               <w:jc w:val="center"/>
             </w:pPr>
             <w:r>
               <w:rPr>
-                <w:rFonts w:ascii="BIZ UDPゴシック" w:hAnsi="BIZ UDPゴシック" w:eastAsia="BIZ UDPゴシック" w:cs="BIZ UDPゴシック"/>
+                <w:rFonts w:ascii="BIZ UDゴシック" w:hAnsi="BIZ UDゴシック" w:eastAsia="BIZ UDゴシック" w:cs="BIZ UDゴシック"/>
                 <w:color w:val="1F2330"/>
                 <w:sz w:val="30"/>
                 <w:szCs w:val="30"/>
@@ -872,16 +872,16 @@
         </w:tc>
         <w:tc>
           <w:tcPr>
-            <w:tcW w:type="dxa" w:w="9581"/>
+            <w:tcW w:type="dxa" w:w="9694"/>
             <w:vAlign w:val="center"/>
           </w:tcPr>
           <w:p>
             <w:pPr>
-              <w:spacing w:after="0" w:before="0" w:line="308" w:lineRule="exact"/>
+              <w:spacing w:after="0" w:before="0" w:line="298" w:lineRule="exact"/>
             </w:pPr>
             <w:r>
               <w:rPr>
-                <w:rFonts w:ascii="BIZ UDPゴシック" w:hAnsi="BIZ UDPゴシック" w:eastAsia="BIZ UDPゴシック" w:cs="BIZ UDPゴシック"/>
+                <w:rFonts w:ascii="BIZ UDゴシック" w:hAnsi="BIZ UDゴシック" w:eastAsia="BIZ UDゴシック" w:cs="BIZ UDゴシック"/>
                 <w:color w:val="1F2330"/>
                 <w:sz w:val="22"/>
                 <w:szCs w:val="22"/>
@@ -902,12 +902,12 @@
           </w:tcPr>
           <w:p>
             <w:pPr>
-              <w:spacing w:after="0" w:before="0" w:line="420" w:lineRule="exact"/>
+              <w:spacing w:after="0" w:before="0" w:line="404" w:lineRule="exact"/>
               <w:jc w:val="center"/>
             </w:pPr>
             <w:r>
               <w:rPr>
-                <w:rFonts w:ascii="BIZ UDPゴシック" w:hAnsi="BIZ UDPゴシック" w:eastAsia="BIZ UDPゴシック" w:cs="BIZ UDPゴシック"/>
+                <w:rFonts w:ascii="BIZ UDゴシック" w:hAnsi="BIZ UDゴシック" w:eastAsia="BIZ UDゴシック" w:cs="BIZ UDゴシック"/>
                 <w:color w:val="1F2330"/>
                 <w:sz w:val="30"/>
                 <w:szCs w:val="30"/>
@@ -918,16 +918,16 @@
         </w:tc>
         <w:tc>
           <w:tcPr>
-            <w:tcW w:type="dxa" w:w="9581"/>
+            <w:tcW w:type="dxa" w:w="9694"/>
             <w:vAlign w:val="center"/>
           </w:tcPr>
           <w:p>
             <w:pPr>
-              <w:spacing w:after="0" w:before="0" w:line="308" w:lineRule="exact"/>
+              <w:spacing w:after="0" w:before="0" w:line="298" w:lineRule="exact"/>
             </w:pPr>
             <w:r>
               <w:rPr>
-                <w:rFonts w:ascii="BIZ UDPゴシック" w:hAnsi="BIZ UDPゴシック" w:eastAsia="BIZ UDPゴシック" w:cs="BIZ UDPゴシック"/>
+                <w:rFonts w:ascii="BIZ UDゴシック" w:hAnsi="BIZ UDゴシック" w:eastAsia="BIZ UDゴシック" w:cs="BIZ UDゴシック"/>
                 <w:color w:val="1F2330"/>
                 <w:sz w:val="22"/>
                 <w:szCs w:val="22"/>
@@ -937,11 +937,11 @@
           </w:p>
           <w:p>
             <w:pPr>
-              <w:spacing w:after="0" w:before="0" w:line="252" w:lineRule="exact"/>
+              <w:spacing w:after="0" w:before="0" w:line="244" w:lineRule="exact"/>
             </w:pPr>
             <w:r>
               <w:rPr>
-                <w:rFonts w:ascii="BIZ UDPゴシック" w:hAnsi="BIZ UDPゴシック" w:eastAsia="BIZ UDPゴシック" w:cs="BIZ UDPゴシック"/>
+                <w:rFonts w:ascii="BIZ UDゴシック" w:hAnsi="BIZ UDゴシック" w:eastAsia="BIZ UDゴシック" w:cs="BIZ UDゴシック"/>
                 <w:color w:val="5A6070"/>
                 <w:sz w:val="18"/>
                 <w:szCs w:val="18"/>
@@ -959,7 +959,7 @@
     </w:p>
     <w:tbl>
       <w:tblPr>
-        <w:tblW w:type="dxa" w:w="10092"/>
+        <w:tblW w:type="dxa" w:w="10206"/>
         <w:jc w:val="center"/>
         <w:tblBorders>
           <w:top w:val="single" w:sz="6" w:space="0" w:color="9AA0B8"/>
@@ -980,9 +980,9 @@
       </w:tblPr>
       <w:tblGrid>
         <w:gridCol w:w="1417"/>
-        <w:gridCol w:w="3628"/>
+        <w:gridCol w:w="3685"/>
         <w:gridCol w:w="1417"/>
-        <w:gridCol w:w="3628"/>
+        <w:gridCol w:w="3685"/>
       </w:tblGrid>
       <w:tr>
         <w:trPr>
@@ -996,16 +996,16 @@
           </w:tcPr>
           <w:p>
             <w:pPr>
-              <w:spacing w:after="0" w:before="0" w:line="280" w:lineRule="exact"/>
+              <w:spacing w:after="0" w:before="0" w:line="230" w:lineRule="exact"/>
             </w:pPr>
             <w:r>
               <w:rPr>
-                <w:rFonts w:ascii="BIZ UDPゴシック" w:hAnsi="BIZ UDPゴシック" w:eastAsia="BIZ UDPゴシック" w:cs="BIZ UDPゴシック"/>
+                <w:rFonts w:ascii="BIZ UDゴシック" w:hAnsi="BIZ UDゴシック" w:eastAsia="BIZ UDゴシック" w:cs="BIZ UDゴシック"/>
                 <w:b/>
                 <w:bCs/>
                 <w:color w:val="1F2330"/>
-                <w:sz w:val="20"/>
-                <w:szCs w:val="20"/>
+                <w:sz w:val="17"/>
+                <w:szCs w:val="17"/>
               </w:rPr>
               <w:t xml:space="preserve">同意日</w:t>
             </w:r>
@@ -1013,19 +1013,19 @@
         </w:tc>
         <w:tc>
           <w:tcPr>
-            <w:tcW w:type="dxa" w:w="3628"/>
+            <w:tcW w:type="dxa" w:w="3685"/>
             <w:vAlign w:val="center"/>
           </w:tcPr>
           <w:p>
             <w:pPr>
-              <w:spacing w:after="0" w:before="0" w:line="308" w:lineRule="exact"/>
+              <w:spacing w:after="0" w:before="0" w:line="284" w:lineRule="exact"/>
             </w:pPr>
             <w:r>
               <w:rPr>
-                <w:rFonts w:ascii="BIZ UDPゴシック" w:hAnsi="BIZ UDPゴシック" w:eastAsia="BIZ UDPゴシック" w:cs="BIZ UDPゴシック"/>
+                <w:rFonts w:ascii="BIZ UDゴシック" w:hAnsi="BIZ UDゴシック" w:eastAsia="BIZ UDゴシック" w:cs="BIZ UDゴシック"/>
                 <w:color w:val="1F2330"/>
-                <w:sz w:val="22"/>
-                <w:szCs w:val="22"/>
+                <w:sz w:val="21"/>
+                <w:szCs w:val="21"/>
               </w:rPr>
               <w:t xml:space="preserve">2026年　　　月　　　日</w:t>
             </w:r>
@@ -1039,16 +1039,16 @@
           </w:tcPr>
           <w:p>
             <w:pPr>
-              <w:spacing w:after="0" w:before="0" w:line="280" w:lineRule="exact"/>
+              <w:spacing w:after="0" w:before="0" w:line="230" w:lineRule="exact"/>
             </w:pPr>
             <w:r>
               <w:rPr>
-                <w:rFonts w:ascii="BIZ UDPゴシック" w:hAnsi="BIZ UDPゴシック" w:eastAsia="BIZ UDPゴシック" w:cs="BIZ UDPゴシック"/>
+                <w:rFonts w:ascii="BIZ UDゴシック" w:hAnsi="BIZ UDゴシック" w:eastAsia="BIZ UDゴシック" w:cs="BIZ UDゴシック"/>
                 <w:b/>
                 <w:bCs/>
                 <w:color w:val="1F2330"/>
-                <w:sz w:val="20"/>
-                <w:szCs w:val="20"/>
+                <w:sz w:val="17"/>
+                <w:szCs w:val="17"/>
               </w:rPr>
               <w:t xml:space="preserve">生徒氏名</w:t>
             </w:r>
@@ -1056,7 +1056,7 @@
         </w:tc>
         <w:tc>
           <w:tcPr>
-            <w:tcW w:type="dxa" w:w="3628"/>
+            <w:tcW w:type="dxa" w:w="3685"/>
             <w:vAlign w:val="center"/>
           </w:tcPr>
           <w:p>
@@ -1078,32 +1078,32 @@
           </w:tcPr>
           <w:p>
             <w:pPr>
-              <w:spacing w:after="0" w:before="0" w:line="280" w:lineRule="exact"/>
+              <w:spacing w:after="0" w:before="0" w:line="230" w:lineRule="exact"/>
             </w:pPr>
             <w:r>
               <w:rPr>
-                <w:rFonts w:ascii="BIZ UDPゴシック" w:hAnsi="BIZ UDPゴシック" w:eastAsia="BIZ UDPゴシック" w:cs="BIZ UDPゴシック"/>
+                <w:rFonts w:ascii="BIZ UDゴシック" w:hAnsi="BIZ UDゴシック" w:eastAsia="BIZ UDゴシック" w:cs="BIZ UDゴシック"/>
                 <w:b/>
                 <w:bCs/>
                 <w:color w:val="1F2330"/>
-                <w:sz w:val="20"/>
-                <w:szCs w:val="20"/>
+                <w:sz w:val="17"/>
+                <w:szCs w:val="17"/>
               </w:rPr>
               <w:t xml:space="preserve">保護者氏名</w:t>
             </w:r>
           </w:p>
           <w:p>
             <w:pPr>
-              <w:spacing w:after="0" w:before="0" w:line="280" w:lineRule="exact"/>
+              <w:spacing w:after="0" w:before="0" w:line="230" w:lineRule="exact"/>
             </w:pPr>
             <w:r>
               <w:rPr>
-                <w:rFonts w:ascii="BIZ UDPゴシック" w:hAnsi="BIZ UDPゴシック" w:eastAsia="BIZ UDPゴシック" w:cs="BIZ UDPゴシック"/>
+                <w:rFonts w:ascii="BIZ UDゴシック" w:hAnsi="BIZ UDゴシック" w:eastAsia="BIZ UDゴシック" w:cs="BIZ UDゴシック"/>
                 <w:b/>
                 <w:bCs/>
                 <w:color w:val="1F2330"/>
-                <w:sz w:val="20"/>
-                <w:szCs w:val="20"/>
+                <w:sz w:val="17"/>
+                <w:szCs w:val="17"/>
               </w:rPr>
               <w:t xml:space="preserve">（自署）</w:t>
             </w:r>
@@ -1111,7 +1111,7 @@
         </w:tc>
         <w:tc>
           <w:tcPr>
-            <w:tcW w:type="dxa" w:w="3628"/>
+            <w:tcW w:type="dxa" w:w="3685"/>
             <w:vAlign w:val="center"/>
           </w:tcPr>
           <w:p>
@@ -1128,16 +1128,16 @@
           </w:tcPr>
           <w:p>
             <w:pPr>
-              <w:spacing w:after="0" w:before="0" w:line="280" w:lineRule="exact"/>
+              <w:spacing w:after="0" w:before="0" w:line="230" w:lineRule="exact"/>
             </w:pPr>
             <w:r>
               <w:rPr>
-                <w:rFonts w:ascii="BIZ UDPゴシック" w:hAnsi="BIZ UDPゴシック" w:eastAsia="BIZ UDPゴシック" w:cs="BIZ UDPゴシック"/>
+                <w:rFonts w:ascii="BIZ UDゴシック" w:hAnsi="BIZ UDゴシック" w:eastAsia="BIZ UDゴシック" w:cs="BIZ UDゴシック"/>
                 <w:b/>
                 <w:bCs/>
                 <w:color w:val="1F2330"/>
-                <w:sz w:val="20"/>
-                <w:szCs w:val="20"/>
+                <w:sz w:val="17"/>
+                <w:szCs w:val="17"/>
               </w:rPr>
               <w:t xml:space="preserve">続柄</w:t>
             </w:r>
@@ -1145,7 +1145,7 @@
         </w:tc>
         <w:tc>
           <w:tcPr>
-            <w:tcW w:type="dxa" w:w="3628"/>
+            <w:tcW w:type="dxa" w:w="3685"/>
             <w:vAlign w:val="center"/>
           </w:tcPr>
           <w:p>
@@ -1167,16 +1167,16 @@
           </w:tcPr>
           <w:p>
             <w:pPr>
-              <w:spacing w:after="0" w:before="0" w:line="280" w:lineRule="exact"/>
+              <w:spacing w:after="0" w:before="0" w:line="230" w:lineRule="exact"/>
             </w:pPr>
             <w:r>
               <w:rPr>
-                <w:rFonts w:ascii="BIZ UDPゴシック" w:hAnsi="BIZ UDPゴシック" w:eastAsia="BIZ UDPゴシック" w:cs="BIZ UDPゴシック"/>
+                <w:rFonts w:ascii="BIZ UDゴシック" w:hAnsi="BIZ UDゴシック" w:eastAsia="BIZ UDゴシック" w:cs="BIZ UDゴシック"/>
                 <w:b/>
                 <w:bCs/>
                 <w:color w:val="1F2330"/>
-                <w:sz w:val="20"/>
-                <w:szCs w:val="20"/>
+                <w:sz w:val="17"/>
+                <w:szCs w:val="17"/>
               </w:rPr>
               <w:t xml:space="preserve">説明日</w:t>
             </w:r>
@@ -1184,19 +1184,19 @@
         </w:tc>
         <w:tc>
           <w:tcPr>
-            <w:tcW w:type="dxa" w:w="3628"/>
+            <w:tcW w:type="dxa" w:w="3685"/>
             <w:vAlign w:val="center"/>
           </w:tcPr>
           <w:p>
             <w:pPr>
-              <w:spacing w:after="0" w:before="0" w:line="308" w:lineRule="exact"/>
+              <w:spacing w:after="0" w:before="0" w:line="284" w:lineRule="exact"/>
             </w:pPr>
             <w:r>
               <w:rPr>
-                <w:rFonts w:ascii="BIZ UDPゴシック" w:hAnsi="BIZ UDPゴシック" w:eastAsia="BIZ UDPゴシック" w:cs="BIZ UDPゴシック"/>
+                <w:rFonts w:ascii="BIZ UDゴシック" w:hAnsi="BIZ UDゴシック" w:eastAsia="BIZ UDゴシック" w:cs="BIZ UDゴシック"/>
                 <w:color w:val="1F2330"/>
-                <w:sz w:val="22"/>
-                <w:szCs w:val="22"/>
+                <w:sz w:val="21"/>
+                <w:szCs w:val="21"/>
               </w:rPr>
               <w:t xml:space="preserve">2026年　　　月　　　日</w:t>
             </w:r>
@@ -1210,32 +1210,32 @@
           </w:tcPr>
           <w:p>
             <w:pPr>
-              <w:spacing w:after="0" w:before="0" w:line="280" w:lineRule="exact"/>
+              <w:spacing w:after="0" w:before="0" w:line="230" w:lineRule="exact"/>
             </w:pPr>
             <w:r>
               <w:rPr>
-                <w:rFonts w:ascii="BIZ UDPゴシック" w:hAnsi="BIZ UDPゴシック" w:eastAsia="BIZ UDPゴシック" w:cs="BIZ UDPゴシック"/>
+                <w:rFonts w:ascii="BIZ UDゴシック" w:hAnsi="BIZ UDゴシック" w:eastAsia="BIZ UDゴシック" w:cs="BIZ UDゴシック"/>
                 <w:b/>
                 <w:bCs/>
                 <w:color w:val="1F2330"/>
-                <w:sz w:val="20"/>
-                <w:szCs w:val="20"/>
+                <w:sz w:val="17"/>
+                <w:szCs w:val="17"/>
               </w:rPr>
               <w:t xml:space="preserve">説明者</w:t>
             </w:r>
           </w:p>
           <w:p>
             <w:pPr>
-              <w:spacing w:after="0" w:before="0" w:line="280" w:lineRule="exact"/>
+              <w:spacing w:after="0" w:before="0" w:line="230" w:lineRule="exact"/>
             </w:pPr>
             <w:r>
               <w:rPr>
-                <w:rFonts w:ascii="BIZ UDPゴシック" w:hAnsi="BIZ UDPゴシック" w:eastAsia="BIZ UDPゴシック" w:cs="BIZ UDPゴシック"/>
+                <w:rFonts w:ascii="BIZ UDゴシック" w:hAnsi="BIZ UDゴシック" w:eastAsia="BIZ UDゴシック" w:cs="BIZ UDゴシック"/>
                 <w:b/>
                 <w:bCs/>
                 <w:color w:val="1F2330"/>
-                <w:sz w:val="20"/>
-                <w:szCs w:val="20"/>
+                <w:sz w:val="17"/>
+                <w:szCs w:val="17"/>
               </w:rPr>
               <w:t xml:space="preserve">（所属・氏名）</w:t>
             </w:r>
@@ -1243,7 +1243,7 @@
         </w:tc>
         <w:tc>
           <w:tcPr>
-            <w:tcW w:type="dxa" w:w="3628"/>
+            <w:tcW w:type="dxa" w:w="3685"/>
             <w:vAlign w:val="center"/>
           </w:tcPr>
           <w:p>
@@ -1256,11 +1256,11 @@
     </w:tbl>
     <w:p>
       <w:pPr>
-        <w:spacing w:before="100" w:after="40" w:line="252" w:lineRule="exact"/>
+        <w:spacing w:before="100" w:after="40" w:line="244" w:lineRule="exact"/>
       </w:pPr>
       <w:r>
         <w:rPr>
-          <w:rFonts w:ascii="BIZ UDPゴシック" w:hAnsi="BIZ UDPゴシック" w:eastAsia="BIZ UDPゴシック" w:cs="BIZ UDPゴシック"/>
+          <w:rFonts w:ascii="BIZ UDゴシック" w:hAnsi="BIZ UDゴシック" w:eastAsia="BIZ UDゴシック" w:cs="BIZ UDゴシック"/>
           <w:color w:val="5A6070"/>
           <w:sz w:val="18"/>
           <w:szCs w:val="18"/>
@@ -1269,7 +1269,7 @@
       </w:r>
       <w:r>
         <w:rPr>
-          <w:rFonts w:ascii="BIZ UDPゴシック" w:hAnsi="BIZ UDPゴシック" w:eastAsia="BIZ UDPゴシック" w:cs="BIZ UDPゴシック"/>
+          <w:rFonts w:ascii="BIZ UDゴシック" w:hAnsi="BIZ UDゴシック" w:eastAsia="BIZ UDゴシック" w:cs="BIZ UDゴシック"/>
           <w:b/>
           <w:bCs/>
           <w:color w:val="5A6070"/>
@@ -1281,7 +1281,7 @@
       </w:r>
       <w:r>
         <w:rPr>
-          <w:rFonts w:ascii="BIZ UDPゴシック" w:hAnsi="BIZ UDPゴシック" w:eastAsia="BIZ UDPゴシック" w:cs="BIZ UDPゴシック"/>
+          <w:rFonts w:ascii="BIZ UDゴシック" w:hAnsi="BIZ UDゴシック" w:eastAsia="BIZ UDゴシック" w:cs="BIZ UDゴシック"/>
           <w:b/>
           <w:bCs/>
           <w:color w:val="5A6070"/>
@@ -1293,7 +1293,7 @@
       </w:r>
       <w:r>
         <w:rPr>
-          <w:rFonts w:ascii="BIZ UDPゴシック" w:hAnsi="BIZ UDPゴシック" w:eastAsia="BIZ UDPゴシック" w:cs="BIZ UDPゴシック"/>
+          <w:rFonts w:ascii="BIZ UDゴシック" w:hAnsi="BIZ UDゴシック" w:eastAsia="BIZ UDゴシック" w:cs="BIZ UDゴシック"/>
           <w:b/>
           <w:bCs/>
           <w:color w:val="5A6070"/>
@@ -1305,7 +1305,7 @@
       </w:r>
       <w:r>
         <w:rPr>
-          <w:rFonts w:ascii="BIZ UDPゴシック" w:hAnsi="BIZ UDPゴシック" w:eastAsia="BIZ UDPゴシック" w:cs="BIZ UDPゴシック"/>
+          <w:rFonts w:ascii="BIZ UDゴシック" w:hAnsi="BIZ UDゴシック" w:eastAsia="BIZ UDゴシック" w:cs="BIZ UDゴシック"/>
           <w:color w:val="5A6070"/>
           <w:sz w:val="18"/>
           <w:szCs w:val="18"/>
@@ -1316,7 +1316,7 @@
     <w:sectPr>
       <w:footerReference w:type="default" r:id="rId9"/>
       <w:pgSz w:w="11906" w:h="16838"/>
-      <w:pgMar w:top="680" w:right="907" w:bottom="624" w:left="907" w:header="340" w:footer="340" w:gutter="0"/>
+      <w:pgMar w:top="680" w:right="850" w:bottom="624" w:left="850" w:header="340" w:footer="340" w:gutter="0"/>
       <w:cols w:space="720"/>
       <w:docGrid w:linePitch="360"/>
     </w:sectPr>
@@ -1329,12 +1329,12 @@
   <w:p>
     <w:pPr>
       <w:pStyle w:val="Footer"/>
-      <w:spacing w:line="210" w:lineRule="exact"/>
+      <w:spacing w:line="202" w:lineRule="exact"/>
       <w:jc w:val="center"/>
     </w:pPr>
     <w:r>
       <w:rPr>
-        <w:rFonts w:ascii="BIZ UDPゴシック" w:hAnsi="BIZ UDPゴシック" w:eastAsia="BIZ UDPゴシック" w:cs="BIZ UDPゴシック"/>
+        <w:rFonts w:ascii="BIZ UDゴシック" w:hAnsi="BIZ UDゴシック" w:eastAsia="BIZ UDゴシック" w:cs="BIZ UDゴシック"/>
         <w:color w:val="5A6070"/>
         <w:sz w:val="15"/>
         <w:szCs w:val="15"/>
@@ -1709,11 +1709,11 @@
     <w:qFormat/>
     <w:rsid w:val="00FC693F"/>
     <w:pPr>
-      <w:spacing w:before="0" w:after="40" w:line="336" w:lineRule="auto"/>
+      <w:spacing w:before="0" w:after="40" w:line="324" w:lineRule="auto"/>
     </w:pPr>
     <w:rPr>
-      <w:rFonts w:ascii="BIZ UDPゴシック" w:hAnsi="BIZ UDPゴシック" w:eastAsia="BIZ UDPゴシック" w:cs="BIZ UDPゴシック"/>
-      <w:sz w:val="22"/>
+      <w:rFonts w:ascii="BIZ UDゴシック" w:hAnsi="BIZ UDゴシック" w:eastAsia="BIZ UDゴシック" w:cs="BIZ UDゴシック"/>
+      <w:sz w:val="21"/>
       <w:lang w:val="ja-JP" w:eastAsia="ja-JP"/>
     </w:rPr>
   </w:style>

--- a/docs/同意書とアンケート/01_保護者用_同意書.docx
+++ b/docs/同意書とアンケート/01_保護者用_同意書.docx
@@ -686,7 +686,7 @@
                 <w:sz w:val="21"/>
                 <w:szCs w:val="21"/>
               </w:rPr>
-              <w:t xml:space="preserve">前田 侑輝（研究実施者）／金道 敏樹（指導教員）　金沢工業大学 金道研究室</w:t>
+              <w:t xml:space="preserve">金沢工業大学 情報理工学部 情報工学科 金道研究室（〒921-8501 石川県野々市市扇が丘7-1）</w:t>
             </w:r>
           </w:p>
           <w:p>
@@ -700,44 +700,13 @@
                 <w:sz w:val="21"/>
                 <w:szCs w:val="21"/>
               </w:rPr>
-              <w:t xml:space="preserve">電話・メール：</w:t>
+              <w:t xml:space="preserve">指導教員 金道 敏樹　電話 076-248-9063（直通）　研究実施者 前田 侑輝</w:t>
             </w:r>
-            <w:r>
-              <w:rPr>
-                <w:rFonts w:ascii="BIZ UDゴシック" w:hAnsi="BIZ UDゴシック" w:eastAsia="BIZ UDゴシック" w:cs="BIZ UDゴシック"/>
-                <w:b/>
-                <w:bCs/>
-                <w:color w:val="1F2330"/>
-                <w:sz w:val="21"/>
-                <w:szCs w:val="21"/>
-                <w:highlight w:val="yellow"/>
-              </w:rPr>
-              <w:t xml:space="preserve">【</w:t>
-            </w:r>
-            <w:r>
-              <w:rPr>
-                <w:rFonts w:ascii="BIZ UDゴシック" w:hAnsi="BIZ UDゴシック" w:eastAsia="BIZ UDゴシック" w:cs="BIZ UDゴシック"/>
-                <w:b/>
-                <w:bCs/>
-                <w:color w:val="1F2330"/>
-                <w:sz w:val="21"/>
-                <w:szCs w:val="21"/>
-                <w:highlight w:val="yellow"/>
-              </w:rPr>
-              <w:t xml:space="preserve">要記入</w:t>
-            </w:r>
-            <w:r>
-              <w:rPr>
-                <w:rFonts w:ascii="BIZ UDゴシック" w:hAnsi="BIZ UDゴシック" w:eastAsia="BIZ UDゴシック" w:cs="BIZ UDゴシック"/>
-                <w:b/>
-                <w:bCs/>
-                <w:color w:val="1F2330"/>
-                <w:sz w:val="21"/>
-                <w:szCs w:val="21"/>
-                <w:highlight w:val="yellow"/>
-              </w:rPr>
-              <w:t xml:space="preserve">】</w:t>
-            </w:r>
+          </w:p>
+          <w:p>
+            <w:pPr>
+              <w:spacing w:after="0" w:before="0" w:line="284" w:lineRule="exact"/>
+            </w:pPr>
             <w:r>
               <w:rPr>
                 <w:rFonts w:ascii="BIZ UDゴシック" w:hAnsi="BIZ UDゴシック" w:eastAsia="BIZ UDゴシック" w:cs="BIZ UDゴシック"/>
@@ -745,7 +714,7 @@
                 <w:sz w:val="21"/>
                 <w:szCs w:val="21"/>
               </w:rPr>
-              <w:t xml:space="preserve">　　学校の窓口：石川県立ろう学校 </w:t>
+              <w:t xml:space="preserve">メール toshiki.kindo@neptune.kanazawa-it.ac.jp　学校の窓口：</w:t>
             </w:r>
             <w:r>
               <w:rPr>
